--- a/eng/docx/023.content.docx
+++ b/eng/docx/023.content.docx
@@ -5602,6 +5602,104 @@
           <w:lang w:val="en_US" w:bidi="en_US"/>
         </w:rPr>
         <w:t>.</w:t>
+      </w:r>
+      <w:r>
+        <w:rPr>
+          <w:lang w:val="en_US" w:bidi="en_US"/>
+        </w:rPr>
+      </w:r>
+      <w:r>
+        <w:rPr>
+          <w:lang w:val="en_US" w:bidi="en_US"/>
+        </w:rPr>
+      </w:r>
+    </w:p>
+    <w:p>
+      <w:pPr/>
+      <w:r>
+        <w:rPr>
+          <w:lang w:val="en_US" w:bidi="en_US"/>
+        </w:rPr>
+      </w:r>
+    </w:p>
+    <w:p>
+      <w:pPr>
+        <w:pStyle w:val="Heading2"/>
+      </w:pPr>
+      <w:r>
+        <w:rPr>
+          <w:lang w:val="en_US" w:bidi="en_US"/>
+        </w:rPr>
+        <w:t>Waters of Nimrim</w:t>
+      </w:r>
+      <w:r>
+        <w:rPr>
+          <w:lang w:val="en_US" w:bidi="en_US"/>
+        </w:rPr>
+      </w:r>
+    </w:p>
+    <w:p>
+      <w:pPr/>
+      <w:r>
+        <w:rPr>
+          <w:lang w:val="en_US" w:bidi="en_US"/>
+        </w:rPr>
+      </w:r>
+      <w:r>
+        <w:rPr>
+          <w:lang w:val="en_US" w:bidi="en_US"/>
+        </w:rPr>
+        <w:t>The Waters of Nimrim were streams in southern Moab mentioned by the prophets Isaiah and Jeremiah in their messages of God's judgment against Moab (</w:t>
+      </w:r>
+      <w:r>
+        <w:rPr>
+          <w:lang w:val="en_US" w:bidi="en_US"/>
+        </w:rPr>
+        <w:t>Isaiah 15:6</w:t>
+      </w:r>
+      <w:r>
+        <w:rPr>
+          <w:lang w:val="en_US" w:bidi="en_US"/>
+        </w:rPr>
+        <w:t xml:space="preserve">; </w:t>
+      </w:r>
+      <w:r>
+        <w:rPr>
+          <w:lang w:val="en_US" w:bidi="en_US"/>
+        </w:rPr>
+        <w:t>Jeremiah 48:34</w:t>
+      </w:r>
+      <w:r>
+        <w:rPr>
+          <w:lang w:val="en_US" w:bidi="en_US"/>
+        </w:rPr>
+        <w:t>). The streams began at springs in the hills east of the Jordan River. They flowed northwest into the Arabah Valley and eventually reached the southeastern end of the Dead Sea.</w:t>
+      </w:r>
+    </w:p>
+    <w:p>
+      <w:pPr/>
+      <w:r>
+        <w:rPr>
+          <w:lang w:val="en_US" w:bidi="en_US"/>
+        </w:rPr>
+      </w:r>
+      <w:r>
+        <w:rPr>
+          <w:lang w:val="en_US" w:bidi="en_US"/>
+        </w:rPr>
+        <w:t xml:space="preserve">The land around these streams was apparently known for its rich, green vegetation (see </w:t>
+      </w:r>
+      <w:r>
+        <w:rPr>
+          <w:lang w:val="en_US" w:bidi="en_US"/>
+        </w:rPr>
+        <w:t>Isaiah 15:6</w:t>
+      </w:r>
+      <w:r>
+        <w:rPr>
+          <w:lang w:val="en_US" w:bidi="en_US"/>
+        </w:rPr>
+        <w:t>). The Waters of Nimrim were probably located at the modern Wadi en-Numeirah, about 13 kilometers (8 miles) north of the Brook Zered.</w:t>
       </w:r>
       <w:r>
         <w:rPr>
